--- a/documents/第十九届全国大学生软件创新大赛-项目测试文档模版.docx
+++ b/documents/第十九届全国大学生软件创新大赛-项目测试文档模版.docx
@@ -75,7 +75,7 @@
               <w:drawing>
                 <wp:inline distT="0" distB="0" distL="0" distR="0">
                   <wp:extent cx="537210" cy="349885"/>
-                  <wp:effectExtent l="0" t="0" r="0" b="0"/>
+                  <wp:effectExtent l="0" t="0" r="11430" b="0"/>
                   <wp:docPr id="1" name="图片 1"/>
                   <wp:cNvGraphicFramePr>
                     <a:graphicFrameLocks xmlns:a="http://schemas.openxmlformats.org/drawingml/2006/main" noChangeAspect="1"/>
@@ -143,33 +143,8 @@
                 <w:sz w:val="24"/>
                 <w:szCs w:val="20"/>
               </w:rPr>
-              <w:t>第十</w:t>
+              <w:t>第十九届全国大学生软件创新大赛</w:t>
             </w:r>
-            <w:r>
-              <w:rPr>
-                <w:rFonts w:hint="eastAsia" w:eastAsia="宋体" w:cs="Times New Roman"/>
-                <w:b/>
-                <w:color w:val="000000"/>
-                <w:kern w:val="0"/>
-                <w:sz w:val="24"/>
-                <w:szCs w:val="20"/>
-                <w:lang w:val="en-US" w:eastAsia="zh-CN"/>
-              </w:rPr>
-              <w:t>九</w:t>
-            </w:r>
-            <w:r>
-              <w:rPr>
-                <w:rFonts w:hint="eastAsia" w:eastAsia="宋体" w:cs="Times New Roman"/>
-                <w:b/>
-                <w:color w:val="000000"/>
-                <w:kern w:val="0"/>
-                <w:sz w:val="24"/>
-                <w:szCs w:val="20"/>
-              </w:rPr>
-              <w:t>届全国大学生软件创新大赛</w:t>
-            </w:r>
-            <w:bookmarkStart w:id="113" w:name="_GoBack"/>
-            <w:bookmarkEnd w:id="113"/>
           </w:p>
         </w:tc>
       </w:tr>
@@ -281,11 +256,9 @@
                 <w:kern w:val="0"/>
                 <w:sz w:val="24"/>
                 <w:szCs w:val="20"/>
-                <w:lang w:val="en-US" w:eastAsia="zh-CN"/>
               </w:rPr>
               <w:t>6</w:t>
             </w:r>
-            <w:commentRangeStart w:id="0"/>
             <w:r>
               <w:rPr>
                 <w:rFonts w:eastAsia="宋体" w:cs="Times New Roman"/>
@@ -295,7 +268,7 @@
                 <w:sz w:val="24"/>
                 <w:szCs w:val="20"/>
               </w:rPr>
-              <w:t>-[TEAM</w:t>
+              <w:t>-</w:t>
             </w:r>
             <w:r>
               <w:rPr>
@@ -306,26 +279,7 @@
                 <w:sz w:val="24"/>
                 <w:szCs w:val="20"/>
               </w:rPr>
-              <w:t>NAME</w:t>
-            </w:r>
-            <w:r>
-              <w:rPr>
-                <w:rFonts w:eastAsia="宋体" w:cs="Times New Roman"/>
-                <w:b/>
-                <w:color w:val="000000"/>
-                <w:kern w:val="0"/>
-                <w:sz w:val="24"/>
-                <w:szCs w:val="20"/>
-              </w:rPr>
-              <w:t>]</w:t>
-            </w:r>
-            <w:commentRangeEnd w:id="0"/>
-            <w:r>
-              <w:rPr>
-                <w:rStyle w:val="64"/>
-                <w:rFonts w:eastAsia="宋体" w:cs="Times New Roman" w:asciiTheme="minorHAnsi" w:hAnsiTheme="minorHAnsi"/>
-              </w:rPr>
-              <w:commentReference w:id="0"/>
+              <w:t>啊对对对对队</w:t>
             </w:r>
           </w:p>
         </w:tc>
@@ -373,6 +327,54 @@
           <w:sz w:val="24"/>
         </w:rPr>
       </w:pPr>
+      <w:r>
+        <w:rPr>
+          <w:rFonts w:ascii="宋体" w:hAnsi="宋体" w:eastAsia="宋体" w:cs="宋体"/>
+          <w:sz w:val="24"/>
+          <w:szCs w:val="24"/>
+        </w:rPr>
+        <w:drawing>
+          <wp:inline distT="0" distB="0" distL="114300" distR="114300">
+            <wp:extent cx="1574165" cy="1301750"/>
+            <wp:effectExtent l="0" t="0" r="10795" b="8890"/>
+            <wp:docPr id="21" name="图片 4" descr="IMG_256"/>
+            <wp:cNvGraphicFramePr>
+              <a:graphicFrameLocks xmlns:a="http://schemas.openxmlformats.org/drawingml/2006/main" noChangeAspect="1"/>
+            </wp:cNvGraphicFramePr>
+            <a:graphic xmlns:a="http://schemas.openxmlformats.org/drawingml/2006/main">
+              <a:graphicData uri="http://schemas.openxmlformats.org/drawingml/2006/picture">
+                <pic:pic xmlns:pic="http://schemas.openxmlformats.org/drawingml/2006/picture">
+                  <pic:nvPicPr>
+                    <pic:cNvPr id="21" name="图片 4" descr="IMG_256"/>
+                    <pic:cNvPicPr>
+                      <a:picLocks noChangeAspect="1"/>
+                    </pic:cNvPicPr>
+                  </pic:nvPicPr>
+                  <pic:blipFill>
+                    <a:blip r:embed="rId11"/>
+                    <a:stretch>
+                      <a:fillRect/>
+                    </a:stretch>
+                  </pic:blipFill>
+                  <pic:spPr>
+                    <a:xfrm>
+                      <a:off x="0" y="0"/>
+                      <a:ext cx="1581075" cy="1307803"/>
+                    </a:xfrm>
+                    <a:prstGeom prst="rect">
+                      <a:avLst/>
+                    </a:prstGeom>
+                    <a:noFill/>
+                    <a:ln w="9525">
+                      <a:noFill/>
+                    </a:ln>
+                  </pic:spPr>
+                </pic:pic>
+              </a:graphicData>
+            </a:graphic>
+          </wp:inline>
+        </w:drawing>
+      </w:r>
     </w:p>
     <w:p>
       <w:pPr>
@@ -395,39 +397,6 @@
           <w:sz w:val="24"/>
         </w:rPr>
       </w:pPr>
-      <w:commentRangeStart w:id="1"/>
-      <w:r>
-        <w:rPr>
-          <w:rFonts w:eastAsia="宋体"/>
-          <w:color w:val="000000"/>
-          <w:sz w:val="24"/>
-        </w:rPr>
-        <w:t>[</w:t>
-      </w:r>
-      <w:r>
-        <w:rPr>
-          <w:rFonts w:hint="eastAsia" w:eastAsia="宋体"/>
-          <w:color w:val="000000"/>
-          <w:sz w:val="24"/>
-        </w:rPr>
-        <w:t>项目LOGO</w:t>
-      </w:r>
-      <w:r>
-        <w:rPr>
-          <w:rFonts w:eastAsia="宋体"/>
-          <w:color w:val="000000"/>
-          <w:sz w:val="24"/>
-        </w:rPr>
-        <w:t>]</w:t>
-      </w:r>
-      <w:commentRangeEnd w:id="1"/>
-      <w:r>
-        <w:rPr>
-          <w:rStyle w:val="64"/>
-          <w:rFonts w:asciiTheme="minorHAnsi" w:hAnsiTheme="minorHAnsi"/>
-        </w:rPr>
-        <w:commentReference w:id="1"/>
-      </w:r>
     </w:p>
     <w:p>
       <w:pPr>
@@ -437,151 +406,6 @@
           <w:b/>
           <w:color w:val="000000"/>
           <w:sz w:val="24"/>
-        </w:rPr>
-      </w:pPr>
-    </w:p>
-    <w:p>
-      <w:pPr>
-        <w:jc w:val="center"/>
-        <w:rPr>
-          <w:rFonts w:eastAsia="宋体"/>
-          <w:b/>
-          <w:color w:val="000000"/>
-          <w:sz w:val="24"/>
-        </w:rPr>
-      </w:pPr>
-    </w:p>
-    <w:p>
-      <w:pPr>
-        <w:jc w:val="center"/>
-        <w:rPr>
-          <w:rFonts w:eastAsia="宋体"/>
-          <w:b/>
-          <w:color w:val="000000"/>
-          <w:sz w:val="24"/>
-        </w:rPr>
-      </w:pPr>
-    </w:p>
-    <w:p>
-      <w:pPr>
-        <w:jc w:val="center"/>
-        <w:rPr>
-          <w:rFonts w:eastAsia="宋体"/>
-          <w:b/>
-          <w:color w:val="000000"/>
-          <w:sz w:val="24"/>
-        </w:rPr>
-      </w:pPr>
-    </w:p>
-    <w:p>
-      <w:pPr>
-        <w:jc w:val="center"/>
-        <w:rPr>
-          <w:rFonts w:eastAsia="宋体"/>
-          <w:b/>
-          <w:color w:val="000000"/>
-          <w:sz w:val="24"/>
-        </w:rPr>
-      </w:pPr>
-    </w:p>
-    <w:p>
-      <w:pPr>
-        <w:jc w:val="center"/>
-        <w:rPr>
-          <w:rFonts w:eastAsia="宋体"/>
-          <w:b/>
-          <w:color w:val="000000"/>
-          <w:sz w:val="44"/>
-          <w:szCs w:val="44"/>
-        </w:rPr>
-      </w:pPr>
-      <w:commentRangeStart w:id="2"/>
-      <w:r>
-        <w:rPr>
-          <w:rFonts w:eastAsia="宋体"/>
-          <w:b/>
-          <w:color w:val="000000"/>
-          <w:sz w:val="44"/>
-          <w:szCs w:val="44"/>
-        </w:rPr>
-        <w:t>[</w:t>
-      </w:r>
-      <w:r>
-        <w:rPr>
-          <w:rFonts w:hint="eastAsia" w:ascii="黑体" w:hAnsi="黑体" w:eastAsia="黑体"/>
-          <w:b/>
-          <w:color w:val="000000"/>
-          <w:sz w:val="44"/>
-          <w:szCs w:val="44"/>
-        </w:rPr>
-        <w:t>项目名称</w:t>
-      </w:r>
-      <w:r>
-        <w:rPr>
-          <w:rFonts w:eastAsia="宋体"/>
-          <w:b/>
-          <w:color w:val="000000"/>
-          <w:sz w:val="44"/>
-          <w:szCs w:val="44"/>
-        </w:rPr>
-        <w:t>]</w:t>
-      </w:r>
-      <w:commentRangeEnd w:id="2"/>
-      <w:r>
-        <w:rPr>
-          <w:rStyle w:val="64"/>
-          <w:rFonts w:asciiTheme="minorHAnsi" w:hAnsiTheme="minorHAnsi"/>
-        </w:rPr>
-        <w:commentReference w:id="2"/>
-      </w:r>
-    </w:p>
-    <w:p>
-      <w:pPr>
-        <w:spacing w:line="300" w:lineRule="auto"/>
-        <w:jc w:val="center"/>
-        <w:rPr>
-          <w:b/>
-          <w:sz w:val="24"/>
-        </w:rPr>
-      </w:pPr>
-      <w:commentRangeStart w:id="3"/>
-      <w:r>
-        <w:rPr>
-          <w:b/>
-          <w:sz w:val="24"/>
-        </w:rPr>
-        <w:t>[</w:t>
-      </w:r>
-      <w:r>
-        <w:rPr>
-          <w:rFonts w:hint="eastAsia"/>
-          <w:b/>
-          <w:sz w:val="24"/>
-        </w:rPr>
-        <w:t>Project Name</w:t>
-      </w:r>
-      <w:r>
-        <w:rPr>
-          <w:b/>
-          <w:sz w:val="24"/>
-        </w:rPr>
-        <w:t>]</w:t>
-      </w:r>
-      <w:commentRangeEnd w:id="3"/>
-      <w:r>
-        <w:rPr>
-          <w:rStyle w:val="64"/>
-          <w:rFonts w:asciiTheme="minorHAnsi" w:hAnsiTheme="minorHAnsi"/>
-        </w:rPr>
-        <w:commentReference w:id="3"/>
-      </w:r>
-    </w:p>
-    <w:p>
-      <w:pPr>
-        <w:spacing w:line="300" w:lineRule="auto"/>
-        <w:jc w:val="center"/>
-        <w:rPr>
-          <w:b/>
         </w:rPr>
       </w:pPr>
     </w:p>
@@ -590,6 +414,47 @@
         <w:spacing w:line="300" w:lineRule="auto"/>
         <w:jc w:val="center"/>
         <w:rPr>
+          <w:rFonts w:hint="eastAsia" w:ascii="黑体" w:hAnsi="黑体" w:eastAsia="黑体"/>
+          <w:b/>
+          <w:color w:val="000000"/>
+          <w:sz w:val="44"/>
+          <w:szCs w:val="44"/>
+        </w:rPr>
+      </w:pPr>
+      <w:r>
+        <w:rPr>
+          <w:rFonts w:hint="eastAsia" w:ascii="黑体" w:hAnsi="黑体" w:eastAsia="黑体"/>
+          <w:b/>
+          <w:color w:val="000000"/>
+          <w:sz w:val="44"/>
+          <w:szCs w:val="44"/>
+        </w:rPr>
+        <w:t>银发智慧膳食管家</w:t>
+      </w:r>
+    </w:p>
+    <w:p>
+      <w:pPr>
+        <w:spacing w:line="300" w:lineRule="auto"/>
+        <w:jc w:val="center"/>
+        <w:rPr>
+          <w:b/>
+          <w:sz w:val="24"/>
+        </w:rPr>
+      </w:pPr>
+      <w:r>
+        <w:rPr>
+          <w:rFonts w:hint="eastAsia"/>
+          <w:b/>
+          <w:sz w:val="24"/>
+        </w:rPr>
+        <w:t>ElderCare AI</w:t>
+      </w:r>
+    </w:p>
+    <w:p>
+      <w:pPr>
+        <w:spacing w:line="300" w:lineRule="auto"/>
+        <w:jc w:val="center"/>
+        <w:rPr>
           <w:b/>
         </w:rPr>
       </w:pPr>
@@ -603,6 +468,7 @@
           <w:color w:val="000000"/>
           <w:sz w:val="36"/>
           <w:szCs w:val="36"/>
+          <w:lang w:val="en-US" w:eastAsia="zh-CN"/>
         </w:rPr>
       </w:pPr>
       <w:r>
@@ -612,8 +478,22 @@
           <w:color w:val="000000"/>
           <w:sz w:val="36"/>
           <w:szCs w:val="36"/>
-        </w:rPr>
-        <w:t>项目测试文档</w:t>
+          <w:lang w:val="en-US" w:eastAsia="zh-CN"/>
+        </w:rPr>
+        <w:t>项目测试</w:t>
+      </w:r>
+      <w:bookmarkStart w:id="113" w:name="_GoBack"/>
+      <w:bookmarkEnd w:id="113"/>
+      <w:r>
+        <w:rPr>
+          <w:rFonts w:hint="eastAsia" w:ascii="黑体" w:hAnsi="黑体" w:eastAsia="黑体"/>
+          <w:b/>
+          <w:color w:val="000000"/>
+          <w:sz w:val="36"/>
+          <w:szCs w:val="36"/>
+          <w:lang w:val="en-US" w:eastAsia="zh-CN"/>
+        </w:rPr>
+        <w:t>文档</w:t>
       </w:r>
     </w:p>
     <w:p>
@@ -621,8 +501,10 @@
         <w:spacing w:line="300" w:lineRule="auto"/>
         <w:jc w:val="center"/>
         <w:rPr>
+          <w:rFonts w:hint="eastAsia" w:eastAsiaTheme="minorEastAsia"/>
           <w:b/>
           <w:sz w:val="24"/>
+          <w:lang w:val="en-US" w:eastAsia="zh-CN"/>
         </w:rPr>
       </w:pPr>
       <w:r>
@@ -640,70 +522,23 @@
         </w:rPr>
         <w:t xml:space="preserve"> </w:t>
       </w:r>
-      <w:commentRangeStart w:id="4"/>
-      <w:r>
-        <w:rPr>
-          <w:b/>
-          <w:sz w:val="24"/>
-        </w:rPr>
-        <w:t>[</w:t>
-      </w:r>
       <w:r>
         <w:rPr>
           <w:rFonts w:hint="eastAsia"/>
           <w:b/>
           <w:sz w:val="24"/>
         </w:rPr>
-        <w:t>Version</w:t>
-      </w:r>
-      <w:r>
-        <w:rPr>
-          <w:b/>
-          <w:sz w:val="24"/>
-        </w:rPr>
-        <w:t xml:space="preserve"> </w:t>
+        <w:t>0.1.</w:t>
       </w:r>
       <w:r>
         <w:rPr>
           <w:rFonts w:hint="eastAsia"/>
           <w:b/>
           <w:sz w:val="24"/>
-        </w:rPr>
-        <w:t>Number</w:t>
-      </w:r>
-      <w:r>
-        <w:rPr>
-          <w:b/>
-          <w:sz w:val="24"/>
-        </w:rPr>
-        <w:t>]</w:t>
-      </w:r>
-      <w:commentRangeEnd w:id="4"/>
-      <w:r>
-        <w:rPr>
-          <w:rStyle w:val="64"/>
-          <w:rFonts w:asciiTheme="minorHAnsi" w:hAnsiTheme="minorHAnsi"/>
-        </w:rPr>
-        <w:commentReference w:id="4"/>
-      </w:r>
-    </w:p>
-    <w:p>
-      <w:pPr>
-        <w:jc w:val="center"/>
-        <w:rPr>
-          <w:rFonts w:eastAsia="宋体"/>
-          <w:color w:val="000000"/>
-        </w:rPr>
-      </w:pPr>
-    </w:p>
-    <w:p>
-      <w:pPr>
-        <w:jc w:val="center"/>
-        <w:rPr>
-          <w:rFonts w:eastAsia="宋体"/>
-          <w:color w:val="000000"/>
-        </w:rPr>
-      </w:pPr>
+          <w:lang w:val="en-US" w:eastAsia="zh-CN"/>
+        </w:rPr>
+        <w:t>x</w:t>
+      </w:r>
     </w:p>
     <w:p>
       <w:pPr>
@@ -728,26 +563,59 @@
         <w:spacing w:line="300" w:lineRule="auto"/>
         <w:jc w:val="center"/>
         <w:rPr>
-          <w:color w:val="000000"/>
+          <w:b/>
           <w:sz w:val="24"/>
         </w:rPr>
       </w:pPr>
-      <w:commentRangeStart w:id="5"/>
-      <w:r>
-        <w:rPr>
-          <w:rFonts w:eastAsia="宋体"/>
-          <w:color w:val="000000"/>
-          <w:sz w:val="24"/>
-        </w:rPr>
-        <w:t>[Team LOGO]</w:t>
-      </w:r>
-      <w:commentRangeEnd w:id="5"/>
-      <w:r>
-        <w:rPr>
-          <w:rStyle w:val="64"/>
-          <w:rFonts w:asciiTheme="minorHAnsi" w:hAnsiTheme="minorHAnsi"/>
-        </w:rPr>
-        <w:commentReference w:id="5"/>
+      <w:r>
+        <w:drawing>
+          <wp:inline distT="0" distB="0" distL="0" distR="0">
+            <wp:extent cx="1269365" cy="1269365"/>
+            <wp:effectExtent l="0" t="0" r="10795" b="10795"/>
+            <wp:docPr id="5" name="图片 5"/>
+            <wp:cNvGraphicFramePr>
+              <a:graphicFrameLocks xmlns:a="http://schemas.openxmlformats.org/drawingml/2006/main" noChangeAspect="1"/>
+            </wp:cNvGraphicFramePr>
+            <a:graphic xmlns:a="http://schemas.openxmlformats.org/drawingml/2006/main">
+              <a:graphicData uri="http://schemas.openxmlformats.org/drawingml/2006/picture">
+                <pic:pic xmlns:pic="http://schemas.openxmlformats.org/drawingml/2006/picture">
+                  <pic:nvPicPr>
+                    <pic:cNvPr id="5" name="图片 5"/>
+                    <pic:cNvPicPr>
+                      <a:picLocks noChangeAspect="1" noChangeArrowheads="1"/>
+                    </pic:cNvPicPr>
+                  </pic:nvPicPr>
+                  <pic:blipFill>
+                    <a:blip r:embed="rId12">
+                      <a:extLst>
+                        <a:ext uri="{28A0092B-C50C-407E-A947-70E740481C1C}">
+                          <a14:useLocalDpi xmlns:a14="http://schemas.microsoft.com/office/drawing/2010/main" val="0"/>
+                        </a:ext>
+                      </a:extLst>
+                    </a:blip>
+                    <a:srcRect/>
+                    <a:stretch>
+                      <a:fillRect/>
+                    </a:stretch>
+                  </pic:blipFill>
+                  <pic:spPr>
+                    <a:xfrm>
+                      <a:off x="0" y="0"/>
+                      <a:ext cx="1280731" cy="1280731"/>
+                    </a:xfrm>
+                    <a:prstGeom prst="rect">
+                      <a:avLst/>
+                    </a:prstGeom>
+                    <a:noFill/>
+                    <a:ln>
+                      <a:noFill/>
+                    </a:ln>
+                  </pic:spPr>
+                </pic:pic>
+              </a:graphicData>
+            </a:graphic>
+          </wp:inline>
+        </w:drawing>
       </w:r>
     </w:p>
     <w:p>
@@ -769,47 +637,13 @@
           <w:sz w:val="24"/>
         </w:rPr>
       </w:pPr>
-    </w:p>
-    <w:p>
-      <w:pPr>
-        <w:spacing w:line="300" w:lineRule="auto"/>
-        <w:jc w:val="center"/>
-        <w:rPr>
-          <w:b/>
-          <w:sz w:val="24"/>
-        </w:rPr>
-      </w:pPr>
-      <w:commentRangeStart w:id="6"/>
       <w:r>
         <w:rPr>
           <w:rFonts w:hint="eastAsia"/>
           <w:b/>
           <w:sz w:val="24"/>
         </w:rPr>
-        <w:t>[</w:t>
-      </w:r>
-      <w:r>
-        <w:rPr>
-          <w:b/>
-          <w:sz w:val="24"/>
-        </w:rPr>
-        <w:t>Team Name</w:t>
-      </w:r>
-      <w:r>
-        <w:rPr>
-          <w:rFonts w:hint="eastAsia"/>
-          <w:b/>
-          <w:sz w:val="24"/>
-        </w:rPr>
-        <w:t>]</w:t>
-      </w:r>
-      <w:commentRangeEnd w:id="6"/>
-      <w:r>
-        <w:rPr>
-          <w:rStyle w:val="64"/>
-          <w:rFonts w:asciiTheme="minorHAnsi" w:hAnsiTheme="minorHAnsi"/>
-        </w:rPr>
-        <w:commentReference w:id="6"/>
+        <w:t>啊对对对对队</w:t>
       </w:r>
     </w:p>
     <w:p>
@@ -853,24 +687,13 @@
     </w:p>
     <w:p>
       <w:pPr>
+        <w:spacing w:line="300" w:lineRule="auto"/>
         <w:jc w:val="center"/>
         <w:rPr>
-          <w:rFonts w:eastAsia="宋体"/>
           <w:b/>
-          <w:color w:val="000000"/>
           <w:sz w:val="24"/>
         </w:rPr>
       </w:pPr>
-      <w:commentRangeStart w:id="7"/>
-      <w:r>
-        <w:rPr>
-          <w:rFonts w:eastAsia="宋体"/>
-          <w:b/>
-          <w:color w:val="000000"/>
-          <w:sz w:val="24"/>
-        </w:rPr>
-        <w:t>[YYYY</w:t>
-      </w:r>
       <w:r>
         <w:rPr>
           <w:rFonts w:hint="eastAsia" w:eastAsia="宋体"/>
@@ -878,53 +701,8 @@
           <w:color w:val="000000"/>
           <w:sz w:val="24"/>
         </w:rPr>
-        <w:t>-</w:t>
-      </w:r>
-      <w:r>
-        <w:rPr>
-          <w:rFonts w:eastAsia="宋体"/>
-          <w:b/>
-          <w:color w:val="000000"/>
-          <w:sz w:val="24"/>
-        </w:rPr>
-        <w:t>MM</w:t>
-      </w:r>
-      <w:r>
-        <w:rPr>
-          <w:rFonts w:hint="eastAsia" w:eastAsia="宋体"/>
-          <w:b/>
-          <w:color w:val="000000"/>
-          <w:sz w:val="24"/>
-        </w:rPr>
-        <w:t>-</w:t>
-      </w:r>
-      <w:r>
-        <w:rPr>
-          <w:rFonts w:eastAsia="宋体"/>
-          <w:b/>
-          <w:color w:val="000000"/>
-          <w:sz w:val="24"/>
-        </w:rPr>
-        <w:t>DD]</w:t>
-      </w:r>
-      <w:commentRangeEnd w:id="7"/>
-      <w:r>
-        <w:rPr>
-          <w:rStyle w:val="64"/>
-          <w:rFonts w:asciiTheme="minorHAnsi" w:hAnsiTheme="minorHAnsi"/>
-        </w:rPr>
-        <w:commentReference w:id="7"/>
-      </w:r>
-    </w:p>
-    <w:p>
-      <w:pPr>
-        <w:spacing w:line="300" w:lineRule="auto"/>
-        <w:jc w:val="center"/>
-        <w:rPr>
-          <w:b/>
-          <w:sz w:val="24"/>
-        </w:rPr>
-      </w:pPr>
+        <w:t>2026-02-02</w:t>
+      </w:r>
     </w:p>
     <w:p>
       <w:pPr>
@@ -973,7 +751,7 @@
           <w:sz w:val="36"/>
         </w:rPr>
       </w:pPr>
-      <w:commentRangeStart w:id="8"/>
+      <w:commentRangeStart w:id="0"/>
       <w:r>
         <w:rPr>
           <w:rFonts w:hint="eastAsia" w:ascii="黑体" w:hAnsi="黑体" w:eastAsia="黑体"/>
@@ -982,14 +760,14 @@
         </w:rPr>
         <w:t>目录</w:t>
       </w:r>
-      <w:commentRangeEnd w:id="8"/>
+      <w:commentRangeEnd w:id="0"/>
       <w:r>
         <w:rPr>
           <w:rStyle w:val="64"/>
           <w:rFonts w:asciiTheme="minorHAnsi" w:hAnsiTheme="minorHAnsi"/>
           <w:b w:val="0"/>
         </w:rPr>
-        <w:commentReference w:id="8"/>
+        <w:commentReference w:id="0"/>
       </w:r>
     </w:p>
     <w:p>
@@ -2608,7 +2386,7 @@
                 <w:sz w:val="21"/>
               </w:rPr>
             </w:pPr>
-            <w:commentRangeStart w:id="9"/>
+            <w:commentRangeStart w:id="1"/>
             <w:r>
               <w:rPr>
                 <w:rFonts w:hint="eastAsia" w:ascii="宋体" w:hAnsi="宋体" w:eastAsia="宋体"/>
@@ -2627,13 +2405,13 @@
               </w:rPr>
               <w:t>原因</w:t>
             </w:r>
-            <w:commentRangeEnd w:id="9"/>
+            <w:commentRangeEnd w:id="1"/>
             <w:r>
               <w:rPr>
                 <w:rStyle w:val="64"/>
                 <w:rFonts w:asciiTheme="minorHAnsi" w:hAnsiTheme="minorHAnsi" w:eastAsiaTheme="minorEastAsia"/>
               </w:rPr>
-              <w:commentReference w:id="9"/>
+              <w:commentReference w:id="1"/>
             </w:r>
           </w:p>
         </w:tc>
@@ -2652,7 +2430,7 @@
                 <w:sz w:val="21"/>
               </w:rPr>
             </w:pPr>
-            <w:commentRangeStart w:id="10"/>
+            <w:commentRangeStart w:id="2"/>
             <w:r>
               <w:rPr>
                 <w:rFonts w:ascii="宋体" w:hAnsi="宋体" w:eastAsia="宋体"/>
@@ -2671,13 +2449,13 @@
               </w:rPr>
               <w:t>号</w:t>
             </w:r>
-            <w:commentRangeEnd w:id="10"/>
+            <w:commentRangeEnd w:id="2"/>
             <w:r>
               <w:rPr>
                 <w:rStyle w:val="64"/>
                 <w:rFonts w:asciiTheme="minorHAnsi" w:hAnsiTheme="minorHAnsi" w:eastAsiaTheme="minorEastAsia"/>
               </w:rPr>
-              <w:commentReference w:id="10"/>
+              <w:commentReference w:id="2"/>
             </w:r>
           </w:p>
         </w:tc>
@@ -5307,19 +5085,19 @@
       <w:pPr>
         <w:pStyle w:val="2"/>
       </w:pPr>
-      <w:bookmarkStart w:id="0" w:name="_Toc56721227"/>
-      <w:bookmarkStart w:id="1" w:name="_Toc56711384"/>
-      <w:bookmarkStart w:id="2" w:name="_Toc56710946"/>
-      <w:bookmarkStart w:id="3" w:name="_Toc56710839"/>
-      <w:bookmarkStart w:id="4" w:name="_Toc56711137"/>
-      <w:bookmarkStart w:id="5" w:name="_Toc331243603"/>
-      <w:bookmarkStart w:id="6" w:name="_Toc331238769"/>
+      <w:commentRangeStart w:id="3"/>
+      <w:bookmarkStart w:id="0" w:name="_Toc56711384"/>
+      <w:bookmarkStart w:id="1" w:name="_Toc56710839"/>
+      <w:bookmarkStart w:id="2" w:name="_Toc56721227"/>
+      <w:bookmarkStart w:id="3" w:name="_Toc56711137"/>
+      <w:bookmarkStart w:id="4" w:name="_Toc56710946"/>
+      <w:bookmarkStart w:id="5" w:name="_Toc331238769"/>
+      <w:bookmarkStart w:id="6" w:name="_Toc331243603"/>
       <w:bookmarkStart w:id="7" w:name="_Toc331238830"/>
       <w:bookmarkStart w:id="8" w:name="_Toc331545160"/>
       <w:bookmarkStart w:id="9" w:name="_Toc331243703"/>
       <w:bookmarkStart w:id="10" w:name="_Toc331243782"/>
       <w:bookmarkStart w:id="11" w:name="_Toc331243882"/>
-      <w:commentRangeStart w:id="11"/>
       <w:r>
         <w:t>测试</w:t>
       </w:r>
@@ -5329,12 +5107,12 @@
         </w:rPr>
         <w:t>计划</w:t>
       </w:r>
+      <w:commentRangeEnd w:id="3"/>
       <w:bookmarkEnd w:id="0"/>
       <w:bookmarkEnd w:id="1"/>
       <w:bookmarkEnd w:id="2"/>
       <w:bookmarkEnd w:id="3"/>
       <w:bookmarkEnd w:id="4"/>
-      <w:commentRangeEnd w:id="11"/>
       <w:r>
         <w:rPr>
           <w:rStyle w:val="64"/>
@@ -5343,7 +5121,7 @@
           <w:bCs w:val="0"/>
           <w:kern w:val="2"/>
         </w:rPr>
-        <w:commentReference w:id="11"/>
+        <w:commentReference w:id="3"/>
       </w:r>
     </w:p>
     <w:p>
@@ -5389,11 +5167,11 @@
       <w:pPr>
         <w:pStyle w:val="4"/>
       </w:pPr>
-      <w:bookmarkStart w:id="17" w:name="_Toc56721229"/>
+      <w:bookmarkStart w:id="17" w:name="_Toc56710948"/>
       <w:bookmarkStart w:id="18" w:name="_Toc56711386"/>
-      <w:bookmarkStart w:id="19" w:name="_Toc56711139"/>
-      <w:bookmarkStart w:id="20" w:name="_Toc56710841"/>
-      <w:bookmarkStart w:id="21" w:name="_Toc56710948"/>
+      <w:bookmarkStart w:id="19" w:name="_Toc56710841"/>
+      <w:bookmarkStart w:id="20" w:name="_Toc56721229"/>
+      <w:bookmarkStart w:id="21" w:name="_Toc56711139"/>
       <w:r>
         <w:rPr>
           <w:rFonts w:hint="eastAsia"/>
@@ -5419,11 +5197,11 @@
       <w:pPr>
         <w:pStyle w:val="4"/>
       </w:pPr>
-      <w:bookmarkStart w:id="22" w:name="_Toc56711140"/>
-      <w:bookmarkStart w:id="23" w:name="_Toc56711387"/>
-      <w:bookmarkStart w:id="24" w:name="_Toc56710842"/>
+      <w:bookmarkStart w:id="22" w:name="_Toc56711387"/>
+      <w:bookmarkStart w:id="23" w:name="_Toc56710842"/>
+      <w:bookmarkStart w:id="24" w:name="_Toc56710949"/>
       <w:bookmarkStart w:id="25" w:name="_Toc56721230"/>
-      <w:bookmarkStart w:id="26" w:name="_Toc56710949"/>
+      <w:bookmarkStart w:id="26" w:name="_Toc56711140"/>
       <w:r>
         <w:rPr>
           <w:rFonts w:hint="eastAsia"/>
@@ -5478,11 +5256,11 @@
       <w:pPr>
         <w:pStyle w:val="2"/>
       </w:pPr>
-      <w:commentRangeStart w:id="12"/>
+      <w:commentRangeStart w:id="4"/>
       <w:bookmarkStart w:id="27" w:name="_Toc56711141"/>
-      <w:bookmarkStart w:id="28" w:name="_Toc56710950"/>
-      <w:bookmarkStart w:id="29" w:name="_Toc56721231"/>
-      <w:bookmarkStart w:id="30" w:name="_Toc56710843"/>
+      <w:bookmarkStart w:id="28" w:name="_Toc56710843"/>
+      <w:bookmarkStart w:id="29" w:name="_Toc56710950"/>
+      <w:bookmarkStart w:id="30" w:name="_Toc56721231"/>
       <w:bookmarkStart w:id="31" w:name="_Toc56711388"/>
       <w:r>
         <w:rPr>
@@ -5490,30 +5268,30 @@
         </w:rPr>
         <w:t>单元测试</w:t>
       </w:r>
-      <w:commentRangeEnd w:id="12"/>
+      <w:commentRangeEnd w:id="4"/>
+      <w:r>
+        <w:rPr>
+          <w:rStyle w:val="64"/>
+          <w:rFonts w:asciiTheme="minorHAnsi" w:hAnsiTheme="minorHAnsi" w:eastAsiaTheme="minorEastAsia"/>
+          <w:b w:val="0"/>
+          <w:bCs w:val="0"/>
+          <w:kern w:val="2"/>
+        </w:rPr>
+        <w:commentReference w:id="4"/>
+      </w:r>
       <w:bookmarkEnd w:id="27"/>
       <w:bookmarkEnd w:id="28"/>
       <w:bookmarkEnd w:id="29"/>
       <w:bookmarkEnd w:id="30"/>
       <w:bookmarkEnd w:id="31"/>
-      <w:r>
-        <w:rPr>
-          <w:rStyle w:val="64"/>
-          <w:rFonts w:asciiTheme="minorHAnsi" w:hAnsiTheme="minorHAnsi" w:eastAsiaTheme="minorEastAsia"/>
-          <w:b w:val="0"/>
-          <w:bCs w:val="0"/>
-          <w:kern w:val="2"/>
-        </w:rPr>
-        <w:commentReference w:id="12"/>
-      </w:r>
     </w:p>
     <w:p>
       <w:pPr>
         <w:pStyle w:val="4"/>
       </w:pPr>
-      <w:bookmarkStart w:id="32" w:name="_Toc56711142"/>
-      <w:bookmarkStart w:id="33" w:name="_Toc56710951"/>
-      <w:bookmarkStart w:id="34" w:name="_Toc56711389"/>
+      <w:bookmarkStart w:id="32" w:name="_Toc56710951"/>
+      <w:bookmarkStart w:id="33" w:name="_Toc56711389"/>
+      <w:bookmarkStart w:id="34" w:name="_Toc56711142"/>
       <w:bookmarkStart w:id="35" w:name="_Toc56721232"/>
       <w:bookmarkStart w:id="36" w:name="_Toc56710844"/>
       <w:r>
@@ -5532,9 +5310,9 @@
       <w:pPr>
         <w:pStyle w:val="5"/>
       </w:pPr>
-      <w:bookmarkStart w:id="37" w:name="_Toc56711143"/>
-      <w:bookmarkStart w:id="38" w:name="_Toc56710952"/>
-      <w:bookmarkStart w:id="39" w:name="_Toc56710845"/>
+      <w:bookmarkStart w:id="37" w:name="_Toc56710845"/>
+      <w:bookmarkStart w:id="38" w:name="_Toc56711143"/>
+      <w:bookmarkStart w:id="39" w:name="_Toc56710952"/>
       <w:bookmarkStart w:id="40" w:name="_Toc56721233"/>
       <w:bookmarkStart w:id="41" w:name="_Toc56711390"/>
       <w:r>
@@ -6555,11 +6333,11 @@
       <w:pPr>
         <w:pStyle w:val="5"/>
       </w:pPr>
-      <w:bookmarkStart w:id="42" w:name="_Toc56721234"/>
-      <w:bookmarkStart w:id="43" w:name="_Toc56711144"/>
-      <w:bookmarkStart w:id="44" w:name="_Toc56710953"/>
-      <w:bookmarkStart w:id="45" w:name="_Toc56710846"/>
-      <w:bookmarkStart w:id="46" w:name="_Toc56711391"/>
+      <w:bookmarkStart w:id="42" w:name="_Toc56710846"/>
+      <w:bookmarkStart w:id="43" w:name="_Toc56710953"/>
+      <w:bookmarkStart w:id="44" w:name="_Toc56721234"/>
+      <w:bookmarkStart w:id="45" w:name="_Toc56711391"/>
+      <w:bookmarkStart w:id="46" w:name="_Toc56711144"/>
       <w:r>
         <w:rPr>
           <w:rFonts w:hint="eastAsia"/>
@@ -6582,11 +6360,11 @@
       <w:pPr>
         <w:pStyle w:val="5"/>
       </w:pPr>
-      <w:bookmarkStart w:id="47" w:name="_Toc56710847"/>
-      <w:bookmarkStart w:id="48" w:name="_Toc56711145"/>
-      <w:bookmarkStart w:id="49" w:name="_Toc56710954"/>
-      <w:bookmarkStart w:id="50" w:name="_Toc56711392"/>
-      <w:bookmarkStart w:id="51" w:name="_Toc56721235"/>
+      <w:bookmarkStart w:id="47" w:name="_Toc56711145"/>
+      <w:bookmarkStart w:id="48" w:name="_Toc56721235"/>
+      <w:bookmarkStart w:id="49" w:name="_Toc56710847"/>
+      <w:bookmarkStart w:id="50" w:name="_Toc56710954"/>
+      <w:bookmarkStart w:id="51" w:name="_Toc56711392"/>
       <w:r>
         <w:rPr>
           <w:rFonts w:hint="eastAsia"/>
@@ -6610,9 +6388,9 @@
         <w:pStyle w:val="4"/>
       </w:pPr>
       <w:bookmarkStart w:id="52" w:name="_Toc56721236"/>
-      <w:bookmarkStart w:id="53" w:name="_Toc56710955"/>
-      <w:bookmarkStart w:id="54" w:name="_Toc56710848"/>
-      <w:bookmarkStart w:id="55" w:name="_Toc56711146"/>
+      <w:bookmarkStart w:id="53" w:name="_Toc56711146"/>
+      <w:bookmarkStart w:id="54" w:name="_Toc56710955"/>
+      <w:bookmarkStart w:id="55" w:name="_Toc56710848"/>
       <w:bookmarkStart w:id="56" w:name="_Toc56711393"/>
       <w:r>
         <w:rPr>
@@ -6654,24 +6432,24 @@
       <w:pPr>
         <w:pStyle w:val="2"/>
       </w:pPr>
-      <w:bookmarkStart w:id="57" w:name="_Toc56710956"/>
-      <w:bookmarkStart w:id="58" w:name="_Toc56710849"/>
-      <w:bookmarkStart w:id="59" w:name="_Toc56721237"/>
-      <w:bookmarkStart w:id="60" w:name="_Toc56711394"/>
+      <w:bookmarkStart w:id="57" w:name="_Toc56710849"/>
+      <w:bookmarkStart w:id="58" w:name="_Toc56721237"/>
+      <w:bookmarkStart w:id="59" w:name="_Toc56711394"/>
+      <w:bookmarkStart w:id="60" w:name="_Toc56710956"/>
       <w:bookmarkStart w:id="61" w:name="_Toc56711147"/>
-      <w:commentRangeStart w:id="13"/>
+      <w:commentRangeStart w:id="5"/>
       <w:r>
         <w:rPr>
           <w:rFonts w:hint="eastAsia"/>
         </w:rPr>
         <w:t>功能测试</w:t>
       </w:r>
+      <w:commentRangeEnd w:id="5"/>
       <w:bookmarkEnd w:id="57"/>
       <w:bookmarkEnd w:id="58"/>
       <w:bookmarkEnd w:id="59"/>
       <w:bookmarkEnd w:id="60"/>
       <w:bookmarkEnd w:id="61"/>
-      <w:commentRangeEnd w:id="13"/>
       <w:r>
         <w:rPr>
           <w:rStyle w:val="64"/>
@@ -6680,7 +6458,7 @@
           <w:bCs w:val="0"/>
           <w:kern w:val="2"/>
         </w:rPr>
-        <w:commentReference w:id="13"/>
+        <w:commentReference w:id="5"/>
       </w:r>
     </w:p>
     <w:p>
@@ -6688,10 +6466,10 @@
         <w:pStyle w:val="4"/>
       </w:pPr>
       <w:bookmarkStart w:id="62" w:name="_Toc56711395"/>
-      <w:bookmarkStart w:id="63" w:name="_Toc56710850"/>
+      <w:bookmarkStart w:id="63" w:name="_Toc56710957"/>
       <w:bookmarkStart w:id="64" w:name="_Toc56711148"/>
       <w:bookmarkStart w:id="65" w:name="_Toc56721238"/>
-      <w:bookmarkStart w:id="66" w:name="_Toc56710957"/>
+      <w:bookmarkStart w:id="66" w:name="_Toc56710850"/>
       <w:r>
         <w:rPr>
           <w:rFonts w:hint="eastAsia"/>
@@ -6709,10 +6487,10 @@
         <w:pStyle w:val="5"/>
       </w:pPr>
       <w:bookmarkStart w:id="67" w:name="_Toc56711396"/>
-      <w:bookmarkStart w:id="68" w:name="_Toc56710851"/>
-      <w:bookmarkStart w:id="69" w:name="_Toc56710958"/>
-      <w:bookmarkStart w:id="70" w:name="_Toc56721239"/>
-      <w:bookmarkStart w:id="71" w:name="_Toc56711149"/>
+      <w:bookmarkStart w:id="68" w:name="_Toc56710958"/>
+      <w:bookmarkStart w:id="69" w:name="_Toc56711149"/>
+      <w:bookmarkStart w:id="70" w:name="_Toc56710851"/>
+      <w:bookmarkStart w:id="71" w:name="_Toc56721239"/>
       <w:r>
         <w:rPr>
           <w:rFonts w:hint="eastAsia"/>
@@ -7688,9 +7466,9 @@
       </w:pPr>
       <w:bookmarkStart w:id="72" w:name="_Toc56710852"/>
       <w:bookmarkStart w:id="73" w:name="_Toc56710959"/>
-      <w:bookmarkStart w:id="74" w:name="_Toc56711150"/>
-      <w:bookmarkStart w:id="75" w:name="_Toc56721240"/>
-      <w:bookmarkStart w:id="76" w:name="_Toc56711397"/>
+      <w:bookmarkStart w:id="74" w:name="_Toc56721240"/>
+      <w:bookmarkStart w:id="75" w:name="_Toc56711397"/>
+      <w:bookmarkStart w:id="76" w:name="_Toc56711150"/>
       <w:r>
         <w:rPr>
           <w:rFonts w:hint="eastAsia"/>
@@ -7707,11 +7485,11 @@
       <w:pPr>
         <w:pStyle w:val="5"/>
       </w:pPr>
-      <w:bookmarkStart w:id="77" w:name="_Toc56710960"/>
-      <w:bookmarkStart w:id="78" w:name="_Toc56711398"/>
-      <w:bookmarkStart w:id="79" w:name="_Toc56710853"/>
-      <w:bookmarkStart w:id="80" w:name="_Toc56721241"/>
-      <w:bookmarkStart w:id="81" w:name="_Toc56711151"/>
+      <w:bookmarkStart w:id="77" w:name="_Toc56721241"/>
+      <w:bookmarkStart w:id="78" w:name="_Toc56710960"/>
+      <w:bookmarkStart w:id="79" w:name="_Toc56711151"/>
+      <w:bookmarkStart w:id="80" w:name="_Toc56711398"/>
+      <w:bookmarkStart w:id="81" w:name="_Toc56710853"/>
       <w:r>
         <w:rPr>
           <w:rFonts w:hint="eastAsia"/>
@@ -7734,11 +7512,11 @@
       <w:pPr>
         <w:pStyle w:val="4"/>
       </w:pPr>
-      <w:bookmarkStart w:id="82" w:name="_Toc56711152"/>
-      <w:bookmarkStart w:id="83" w:name="_Toc56711399"/>
-      <w:bookmarkStart w:id="84" w:name="_Toc56710854"/>
-      <w:bookmarkStart w:id="85" w:name="_Toc56710961"/>
-      <w:bookmarkStart w:id="86" w:name="_Toc56721242"/>
+      <w:bookmarkStart w:id="82" w:name="_Toc56721242"/>
+      <w:bookmarkStart w:id="83" w:name="_Toc56710961"/>
+      <w:bookmarkStart w:id="84" w:name="_Toc56711152"/>
+      <w:bookmarkStart w:id="85" w:name="_Toc56711399"/>
+      <w:bookmarkStart w:id="86" w:name="_Toc56710854"/>
       <w:r>
         <w:rPr>
           <w:rFonts w:hint="eastAsia"/>
@@ -7772,19 +7550,19 @@
       <w:pPr>
         <w:pStyle w:val="2"/>
       </w:pPr>
-      <w:bookmarkStart w:id="87" w:name="_Toc56711153"/>
-      <w:bookmarkStart w:id="88" w:name="_Toc56710855"/>
-      <w:bookmarkStart w:id="89" w:name="_Toc56710962"/>
+      <w:bookmarkStart w:id="87" w:name="_Toc56710962"/>
+      <w:bookmarkStart w:id="88" w:name="_Toc56711153"/>
+      <w:bookmarkStart w:id="89" w:name="_Toc56711400"/>
       <w:bookmarkStart w:id="90" w:name="_Toc56721243"/>
-      <w:bookmarkStart w:id="91" w:name="_Toc56711400"/>
-      <w:commentRangeStart w:id="14"/>
+      <w:bookmarkStart w:id="91" w:name="_Toc56710855"/>
+      <w:commentRangeStart w:id="6"/>
       <w:r>
         <w:rPr>
           <w:rFonts w:hint="eastAsia"/>
         </w:rPr>
         <w:t>系统测试</w:t>
       </w:r>
-      <w:commentRangeEnd w:id="14"/>
+      <w:commentRangeEnd w:id="6"/>
       <w:r>
         <w:rPr>
           <w:rStyle w:val="64"/>
@@ -7793,7 +7571,7 @@
           <w:bCs w:val="0"/>
           <w:kern w:val="2"/>
         </w:rPr>
-        <w:commentReference w:id="14"/>
+        <w:commentReference w:id="6"/>
       </w:r>
       <w:bookmarkEnd w:id="87"/>
       <w:bookmarkEnd w:id="88"/>
@@ -7805,9 +7583,9 @@
       <w:pPr>
         <w:pStyle w:val="4"/>
       </w:pPr>
-      <w:bookmarkStart w:id="92" w:name="_Toc56710856"/>
+      <w:bookmarkStart w:id="92" w:name="_Toc56710963"/>
       <w:bookmarkStart w:id="93" w:name="_Toc56711401"/>
-      <w:bookmarkStart w:id="94" w:name="_Toc56710963"/>
+      <w:bookmarkStart w:id="94" w:name="_Toc56710856"/>
       <w:bookmarkStart w:id="95" w:name="_Toc56711154"/>
       <w:bookmarkStart w:id="96" w:name="_Toc56721244"/>
       <w:r>
@@ -7826,9 +7604,9 @@
       <w:pPr>
         <w:pStyle w:val="5"/>
       </w:pPr>
-      <w:bookmarkStart w:id="97" w:name="_Toc56710857"/>
-      <w:bookmarkStart w:id="98" w:name="_Toc56711155"/>
-      <w:bookmarkStart w:id="99" w:name="_Toc56710964"/>
+      <w:bookmarkStart w:id="97" w:name="_Toc56711155"/>
+      <w:bookmarkStart w:id="98" w:name="_Toc56710964"/>
+      <w:bookmarkStart w:id="99" w:name="_Toc56710857"/>
       <w:bookmarkStart w:id="100" w:name="_Toc56711402"/>
       <w:bookmarkStart w:id="101" w:name="_Toc56721245"/>
       <w:r>
@@ -8899,10 +8677,10 @@
         <w:pStyle w:val="5"/>
       </w:pPr>
       <w:bookmarkStart w:id="102" w:name="_Toc56710965"/>
-      <w:bookmarkStart w:id="103" w:name="_Toc56710858"/>
-      <w:bookmarkStart w:id="104" w:name="_Toc56711403"/>
-      <w:bookmarkStart w:id="105" w:name="_Toc56711156"/>
-      <w:bookmarkStart w:id="106" w:name="_Toc56721246"/>
+      <w:bookmarkStart w:id="103" w:name="_Toc56711403"/>
+      <w:bookmarkStart w:id="104" w:name="_Toc56711156"/>
+      <w:bookmarkStart w:id="105" w:name="_Toc56721246"/>
+      <w:bookmarkStart w:id="106" w:name="_Toc56710858"/>
       <w:r>
         <w:rPr>
           <w:rFonts w:hint="eastAsia"/>
@@ -8919,11 +8697,11 @@
       <w:pPr>
         <w:pStyle w:val="5"/>
       </w:pPr>
-      <w:bookmarkStart w:id="107" w:name="_Toc56721247"/>
+      <w:bookmarkStart w:id="107" w:name="_Toc56710859"/>
       <w:bookmarkStart w:id="108" w:name="_Toc56711404"/>
       <w:bookmarkStart w:id="109" w:name="_Toc56711157"/>
-      <w:bookmarkStart w:id="110" w:name="_Toc56710859"/>
-      <w:bookmarkStart w:id="111" w:name="_Toc56710966"/>
+      <w:bookmarkStart w:id="110" w:name="_Toc56710966"/>
+      <w:bookmarkStart w:id="111" w:name="_Toc56721247"/>
       <w:r>
         <w:rPr>
           <w:rFonts w:hint="eastAsia"/>
@@ -8963,7 +8741,7 @@
 
 <file path=word/comments.xml><?xml version="1.0" encoding="utf-8"?>
 <w:comments xmlns:wpc="http://schemas.microsoft.com/office/word/2010/wordprocessingCanvas" xmlns:mc="http://schemas.openxmlformats.org/markup-compatibility/2006" xmlns:o="urn:schemas-microsoft-com:office:office" xmlns:r="http://schemas.openxmlformats.org/officeDocument/2006/relationships" xmlns:m="http://schemas.openxmlformats.org/officeDocument/2006/math" xmlns:v="urn:schemas-microsoft-com:vml" xmlns:wp14="http://schemas.microsoft.com/office/word/2010/wordprocessingDrawing" xmlns:wp="http://schemas.openxmlformats.org/drawingml/2006/wordprocessingDrawing" xmlns:w="http://schemas.openxmlformats.org/wordprocessingml/2006/main" xmlns:w14="http://schemas.microsoft.com/office/word/2010/wordml" xmlns:w15="http://schemas.microsoft.com/office/word/2012/wordml" xmlns:w10="urn:schemas-microsoft-com:office:word" xmlns:wpg="http://schemas.microsoft.com/office/word/2010/wordprocessingGroup" xmlns:wpi="http://schemas.microsoft.com/office/word/2010/wordprocessingInk" xmlns:wne="http://schemas.microsoft.com/office/word/2006/wordml" xmlns:wps="http://schemas.microsoft.com/office/word/2010/wordprocessingShape" xmlns:wpsCustomData="http://www.wps.cn/officeDocument/2013/wpsCustomData" mc:Ignorable="w14 w15 wp14">
-  <w:comment w:id="0" w:author="提示" w:date="2020-11-19T23:45:00Z" w:initials="提示">
+  <w:comment w:id="0" w:author="提示" w:date="2020-11-19T23:47:00Z" w:initials="提示">
     <w:p>
       <w:pPr>
         <w:pStyle w:val="16"/>
@@ -8972,11 +8750,11 @@
         <w:rPr>
           <w:rFonts w:hint="eastAsia"/>
         </w:rPr>
-        <w:t>替换中括号内的字段，不保留中括号</w:t>
+        <w:t>按照文档结构完成所有章节的内容，且不允许擅自调整文档的组织结构。</w:t>
       </w:r>
     </w:p>
   </w:comment>
-  <w:comment w:id="1" w:author="提示" w:date="2020-11-19T23:45:00Z" w:initials="提示">
+  <w:comment w:id="1" w:author="提示" w:date="2020-11-19T23:47:00Z" w:initials="提示">
     <w:p>
       <w:pPr>
         <w:pStyle w:val="16"/>
@@ -8985,20 +8763,11 @@
         <w:rPr>
           <w:rFonts w:hint="eastAsia"/>
         </w:rPr>
-        <w:t>使用无背景图标（.</w:t>
-      </w:r>
-      <w:r>
-        <w:t>jpg/png</w:t>
-      </w:r>
-      <w:r>
-        <w:rPr>
-          <w:rFonts w:hint="eastAsia"/>
-        </w:rPr>
-        <w:t>）替换括号内的字段，删除括号。</w:t>
+        <w:t>创建/更新</w:t>
       </w:r>
     </w:p>
   </w:comment>
-  <w:comment w:id="2" w:author="提示" w:date="2020-11-19T23:46:00Z" w:initials="提示">
+  <w:comment w:id="2" w:author="提示" w:date="2020-11-19T23:47:00Z" w:initials="提示">
     <w:p>
       <w:pPr>
         <w:pStyle w:val="16"/>
@@ -9007,11 +8776,11 @@
         <w:rPr>
           <w:rFonts w:hint="eastAsia"/>
         </w:rPr>
-        <w:t>中文项目名称，删除括号。</w:t>
+        <w:t>注意版本号的迭代规则</w:t>
       </w:r>
     </w:p>
   </w:comment>
-  <w:comment w:id="3" w:author="提示" w:date="2020-11-19T23:46:00Z" w:initials="提示">
+  <w:comment w:id="3" w:author="提示" w:date="2020-11-19T23:47:00Z" w:initials="提示">
     <w:p>
       <w:pPr>
         <w:pStyle w:val="16"/>
@@ -9019,130 +8788,14 @@
       <w:r>
         <w:rPr>
           <w:rFonts w:hint="eastAsia"/>
-        </w:rPr>
-        <w:t>英文项目名称，删除括号。</w:t>
+          <w:b/>
+          <w:bCs/>
+        </w:rPr>
+        <w:t>区域赛阶段完成</w:t>
       </w:r>
     </w:p>
   </w:comment>
-  <w:comment w:id="4" w:author="提示" w:date="2020-11-19T23:46:00Z" w:initials="提示">
-    <w:p>
-      <w:pPr>
-        <w:pStyle w:val="16"/>
-      </w:pPr>
-      <w:r>
-        <w:t>#.#.#</w:t>
-      </w:r>
-      <w:r>
-        <w:rPr>
-          <w:rFonts w:hint="eastAsia"/>
-        </w:rPr>
-        <w:t>格式，与记录更改历史一致</w:t>
-      </w:r>
-    </w:p>
-  </w:comment>
-  <w:comment w:id="5" w:author="提示" w:date="2020-11-19T23:46:00Z" w:initials="提示">
-    <w:p>
-      <w:pPr>
-        <w:pStyle w:val="16"/>
-      </w:pPr>
-      <w:r>
-        <w:rPr>
-          <w:rFonts w:hint="eastAsia"/>
-        </w:rPr>
-        <w:t>使用无背景图标（.</w:t>
-      </w:r>
-      <w:r>
-        <w:t>jpg/png</w:t>
-      </w:r>
-      <w:r>
-        <w:rPr>
-          <w:rFonts w:hint="eastAsia"/>
-        </w:rPr>
-        <w:t>）替换括号内的字段，删除括号。</w:t>
-      </w:r>
-    </w:p>
-  </w:comment>
-  <w:comment w:id="6" w:author="提示" w:date="2020-11-19T23:46:00Z" w:initials="提示">
-    <w:p>
-      <w:pPr>
-        <w:pStyle w:val="16"/>
-      </w:pPr>
-      <w:r>
-        <w:rPr>
-          <w:rFonts w:hint="eastAsia"/>
-        </w:rPr>
-        <w:t>与队名一致，删除括号。</w:t>
-      </w:r>
-    </w:p>
-  </w:comment>
-  <w:comment w:id="7" w:author="提示" w:date="2020-11-19T23:46:00Z" w:initials="提示">
-    <w:p>
-      <w:pPr>
-        <w:pStyle w:val="16"/>
-      </w:pPr>
-      <w:r>
-        <w:rPr>
-          <w:rFonts w:hint="eastAsia"/>
-        </w:rPr>
-        <w:t>删除括号。</w:t>
-      </w:r>
-    </w:p>
-  </w:comment>
-  <w:comment w:id="8" w:author="提示" w:date="2020-11-19T23:47:00Z" w:initials="提示">
-    <w:p>
-      <w:pPr>
-        <w:pStyle w:val="16"/>
-      </w:pPr>
-      <w:r>
-        <w:rPr>
-          <w:rFonts w:hint="eastAsia"/>
-        </w:rPr>
-        <w:t>按照文档结构完成所有章节的内容，且不允许擅自调整文档的组织结构。</w:t>
-      </w:r>
-    </w:p>
-  </w:comment>
-  <w:comment w:id="9" w:author="提示" w:date="2020-11-19T23:47:00Z" w:initials="提示">
-    <w:p>
-      <w:pPr>
-        <w:pStyle w:val="16"/>
-      </w:pPr>
-      <w:r>
-        <w:rPr>
-          <w:rFonts w:hint="eastAsia"/>
-        </w:rPr>
-        <w:t>创建/更新</w:t>
-      </w:r>
-    </w:p>
-  </w:comment>
-  <w:comment w:id="10" w:author="提示" w:date="2020-11-19T23:47:00Z" w:initials="提示">
-    <w:p>
-      <w:pPr>
-        <w:pStyle w:val="16"/>
-      </w:pPr>
-      <w:r>
-        <w:rPr>
-          <w:rFonts w:hint="eastAsia"/>
-        </w:rPr>
-        <w:t>注意版本号的迭代规则</w:t>
-      </w:r>
-    </w:p>
-  </w:comment>
-  <w:comment w:id="11" w:author="提示" w:date="2020-11-19T23:47:00Z" w:initials="提示">
-    <w:p>
-      <w:pPr>
-        <w:pStyle w:val="16"/>
-      </w:pPr>
-      <w:r>
-        <w:rPr>
-          <w:rFonts w:hint="eastAsia"/>
-          <w:b/>
-          <w:bCs/>
-        </w:rPr>
-        <w:t>区域赛阶段完成</w:t>
-      </w:r>
-    </w:p>
-  </w:comment>
-  <w:comment w:id="12" w:author="提示" w:date="2020-11-19T23:47:00Z" w:initials="提示">
+  <w:comment w:id="4" w:author="提示" w:date="2020-11-19T23:47:00Z" w:initials="提示">
     <w:p>
       <w:pPr>
         <w:pStyle w:val="16"/>
@@ -9187,7 +8840,7 @@
       </w:r>
     </w:p>
   </w:comment>
-  <w:comment w:id="13" w:author="提示" w:date="2020-11-19T23:53:00Z" w:initials="提示">
+  <w:comment w:id="5" w:author="提示" w:date="2020-11-19T23:53:00Z" w:initials="提示">
     <w:p>
       <w:pPr>
         <w:pStyle w:val="16"/>
@@ -9232,7 +8885,7 @@
       </w:r>
     </w:p>
   </w:comment>
-  <w:comment w:id="14" w:author="提示" w:date="2020-11-19T23:54:00Z" w:initials="提示">
+  <w:comment w:id="6" w:author="提示" w:date="2020-11-19T23:54:00Z" w:initials="提示">
     <w:p>
       <w:pPr>
         <w:pStyle w:val="16"/>
@@ -9252,14 +8905,6 @@
 
 <file path=word/commentsExtended.xml><?xml version="1.0" encoding="utf-8"?>
 <w15:commentsEx xmlns:wpc="http://schemas.microsoft.com/office/word/2010/wordprocessingCanvas" xmlns:mc="http://schemas.openxmlformats.org/markup-compatibility/2006" xmlns:o="urn:schemas-microsoft-com:office:office" xmlns:r="http://schemas.openxmlformats.org/officeDocument/2006/relationships" xmlns:m="http://schemas.openxmlformats.org/officeDocument/2006/math" xmlns:v="urn:schemas-microsoft-com:vml" xmlns:wp14="http://schemas.microsoft.com/office/word/2010/wordprocessingDrawing" xmlns:wp="http://schemas.openxmlformats.org/drawingml/2006/wordprocessingDrawing" xmlns:w="http://schemas.openxmlformats.org/wordprocessingml/2006/main" xmlns:w14="http://schemas.microsoft.com/office/word/2010/wordml" xmlns:w15="http://schemas.microsoft.com/office/word/2012/wordml" xmlns:w10="urn:schemas-microsoft-com:office:word" xmlns:wpg="http://schemas.microsoft.com/office/word/2010/wordprocessingGroup" xmlns:wpi="http://schemas.microsoft.com/office/word/2010/wordprocessingInk" xmlns:wne="http://schemas.microsoft.com/office/word/2006/wordml" xmlns:wps="http://schemas.microsoft.com/office/word/2010/wordprocessingShape" xmlns:wpsCustomData="http://www.wps.cn/officeDocument/2013/wpsCustomData" mc:Ignorable="w14 w15 wp14">
-  <w15:commentEx w15:paraId="005C64B7" w15:done="0"/>
-  <w15:commentEx w15:paraId="0CF921D0" w15:done="0"/>
-  <w15:commentEx w15:paraId="294416DD" w15:done="0"/>
-  <w15:commentEx w15:paraId="5D526B46" w15:done="0"/>
-  <w15:commentEx w15:paraId="6B1233EC" w15:done="0"/>
-  <w15:commentEx w15:paraId="06C81133" w15:done="0"/>
-  <w15:commentEx w15:paraId="20424E13" w15:done="0"/>
-  <w15:commentEx w15:paraId="2ADF10F1" w15:done="0"/>
   <w15:commentEx w15:paraId="029F7415" w15:done="0"/>
   <w15:commentEx w15:paraId="3ECC4AF4" w15:done="0"/>
   <w15:commentEx w15:paraId="071042AA" w15:done="0"/>
@@ -9685,16 +9330,16 @@
     <w:lsdException w:qFormat="1" w:unhideWhenUsed="0" w:uiPriority="39" w:semiHidden="0" w:name="toc 1"/>
     <w:lsdException w:qFormat="1" w:unhideWhenUsed="0" w:uiPriority="39" w:semiHidden="0" w:name="toc 2"/>
     <w:lsdException w:qFormat="1" w:unhideWhenUsed="0" w:uiPriority="39" w:semiHidden="0" w:name="toc 3"/>
-    <w:lsdException w:unhideWhenUsed="0" w:uiPriority="39" w:semiHidden="0" w:name="toc 4"/>
+    <w:lsdException w:qFormat="1" w:unhideWhenUsed="0" w:uiPriority="39" w:semiHidden="0" w:name="toc 4"/>
     <w:lsdException w:qFormat="1" w:unhideWhenUsed="0" w:uiPriority="39" w:semiHidden="0" w:name="toc 5"/>
     <w:lsdException w:qFormat="1" w:unhideWhenUsed="0" w:uiPriority="39" w:semiHidden="0" w:name="toc 6"/>
     <w:lsdException w:qFormat="1" w:unhideWhenUsed="0" w:uiPriority="39" w:semiHidden="0" w:name="toc 7"/>
     <w:lsdException w:qFormat="1" w:unhideWhenUsed="0" w:uiPriority="39" w:semiHidden="0" w:name="toc 8"/>
-    <w:lsdException w:unhideWhenUsed="0" w:uiPriority="39" w:semiHidden="0" w:name="toc 9"/>
+    <w:lsdException w:qFormat="1" w:unhideWhenUsed="0" w:uiPriority="39" w:semiHidden="0" w:name="toc 9"/>
     <w:lsdException w:uiPriority="99" w:name="Normal Indent"/>
     <w:lsdException w:uiPriority="99" w:name="footnote text"/>
     <w:lsdException w:qFormat="1" w:unhideWhenUsed="0" w:uiPriority="0" w:semiHidden="0" w:name="annotation text"/>
-    <w:lsdException w:uiPriority="0" w:semiHidden="0" w:name="header"/>
+    <w:lsdException w:qFormat="1" w:uiPriority="0" w:semiHidden="0" w:name="header"/>
     <w:lsdException w:qFormat="1" w:uiPriority="99" w:semiHidden="0" w:name="footer"/>
     <w:lsdException w:uiPriority="99" w:name="index heading"/>
     <w:lsdException w:qFormat="1" w:uiPriority="35" w:semiHidden="0" w:name="caption"/>
@@ -9702,7 +9347,7 @@
     <w:lsdException w:uiPriority="99" w:name="envelope address"/>
     <w:lsdException w:uiPriority="99" w:name="envelope return"/>
     <w:lsdException w:uiPriority="99" w:name="footnote reference"/>
-    <w:lsdException w:uiPriority="99" w:semiHidden="0" w:name="annotation reference"/>
+    <w:lsdException w:qFormat="1" w:uiPriority="99" w:semiHidden="0" w:name="annotation reference"/>
     <w:lsdException w:uiPriority="99" w:name="line number"/>
     <w:lsdException w:qFormat="1" w:uiPriority="99" w:semiHidden="0" w:name="page number"/>
     <w:lsdException w:uiPriority="99" w:name="endnote reference"/>
@@ -9810,7 +9455,7 @@
     <w:lsdException w:uiPriority="99" w:name="Table Web 1"/>
     <w:lsdException w:uiPriority="99" w:name="Table Web 2"/>
     <w:lsdException w:uiPriority="99" w:name="Table Web 3"/>
-    <w:lsdException w:uiPriority="99" w:semiHidden="0" w:name="Balloon Text"/>
+    <w:lsdException w:qFormat="1" w:uiPriority="99" w:semiHidden="0" w:name="Balloon Text"/>
     <w:lsdException w:qFormat="1" w:unhideWhenUsed="0" w:uiPriority="59" w:semiHidden="0" w:name="Table Grid"/>
     <w:lsdException w:uiPriority="99" w:name="Table Theme"/>
     <w:lsdException w:unhideWhenUsed="0" w:uiPriority="60" w:semiHidden="0" w:name="Light Shading"/>
@@ -10374,6 +10019,7 @@
     <w:basedOn w:val="1"/>
     <w:link w:val="67"/>
     <w:unhideWhenUsed/>
+    <w:qFormat/>
     <w:uiPriority w:val="99"/>
     <w:rPr>
       <w:sz w:val="18"/>
@@ -10405,6 +10051,7 @@
     <w:basedOn w:val="1"/>
     <w:link w:val="65"/>
     <w:unhideWhenUsed/>
+    <w:qFormat/>
     <w:uiPriority w:val="0"/>
     <w:pPr>
       <w:pBdr>
@@ -10446,6 +10093,7 @@
     <w:name w:val="toc 4"/>
     <w:basedOn w:val="1"/>
     <w:next w:val="1"/>
+    <w:qFormat/>
     <w:uiPriority w:val="39"/>
     <w:pPr>
       <w:ind w:left="630"/>
@@ -10517,6 +10165,7 @@
     <w:name w:val="toc 9"/>
     <w:basedOn w:val="1"/>
     <w:next w:val="1"/>
+    <w:qFormat/>
     <w:uiPriority w:val="39"/>
     <w:pPr>
       <w:ind w:left="1680"/>
@@ -12471,6 +12120,7 @@
     <w:name w:val="annotation reference"/>
     <w:basedOn w:val="58"/>
     <w:unhideWhenUsed/>
+    <w:qFormat/>
     <w:uiPriority w:val="99"/>
     <w:rPr>
       <w:sz w:val="21"/>
@@ -12956,6 +12606,7 @@
     <w:basedOn w:val="1"/>
     <w:next w:val="1"/>
     <w:link w:val="101"/>
+    <w:qFormat/>
     <w:uiPriority w:val="0"/>
     <w:rPr>
       <w:rFonts w:asciiTheme="minorHAnsi" w:hAnsiTheme="minorHAnsi"/>
@@ -13153,6 +12804,7 @@
   <w:style w:type="character" w:customStyle="1" w:styleId="121">
     <w:name w:val="Body Text First Indent 2 Char"/>
     <w:link w:val="80"/>
+    <w:qFormat/>
     <w:uiPriority w:val="0"/>
     <w:rPr>
       <w:rFonts w:ascii="Times New Roman" w:hAnsi="Times New Roman" w:eastAsia="宋体" w:cs="Times New Roman"/>
@@ -13194,6 +12846,7 @@
     <w:name w:val="Header Char1"/>
     <w:basedOn w:val="58"/>
     <w:semiHidden/>
+    <w:qFormat/>
     <w:uiPriority w:val="0"/>
     <w:rPr>
       <w:kern w:val="2"/>
@@ -13293,6 +12946,7 @@
     <w:name w:val="Balloon Text Char2"/>
     <w:basedOn w:val="58"/>
     <w:semiHidden/>
+    <w:qFormat/>
     <w:uiPriority w:val="0"/>
     <w:rPr>
       <w:kern w:val="2"/>
@@ -13452,6 +13106,7 @@
   <w:style w:type="paragraph" w:customStyle="1" w:styleId="144">
     <w:name w:val="表格(五号)"/>
     <w:basedOn w:val="1"/>
+    <w:qFormat/>
     <w:uiPriority w:val="0"/>
     <w:pPr>
       <w:tabs>
@@ -13471,6 +13126,7 @@
   <w:style w:type="paragraph" w:customStyle="1" w:styleId="145">
     <w:name w:val="font"/>
     <w:basedOn w:val="1"/>
+    <w:qFormat/>
     <w:uiPriority w:val="0"/>
     <w:pPr>
       <w:widowControl/>
@@ -13590,6 +13246,7 @@
     <w:name w:val="TOC 标题11"/>
     <w:basedOn w:val="2"/>
     <w:next w:val="1"/>
+    <w:qFormat/>
     <w:uiPriority w:val="0"/>
     <w:pPr>
       <w:numPr>
@@ -13848,6 +13505,7 @@
   <w:style w:type="paragraph" w:customStyle="1" w:styleId="171">
     <w:name w:val="纯文本 New New New New"/>
     <w:basedOn w:val="1"/>
+    <w:qFormat/>
     <w:uiPriority w:val="0"/>
     <w:rPr>
       <w:rFonts w:ascii="宋体" w:hAnsi="Courier New" w:cs="Courier New"/>
@@ -13883,6 +13541,7 @@
   <w:style w:type="paragraph" w:customStyle="1" w:styleId="174">
     <w:name w:val="内容"/>
     <w:basedOn w:val="1"/>
+    <w:qFormat/>
     <w:uiPriority w:val="0"/>
     <w:pPr>
       <w:spacing w:line="312" w:lineRule="auto"/>
@@ -13895,6 +13554,7 @@
   <w:style w:type="paragraph" w:customStyle="1" w:styleId="175">
     <w:name w:val="pic-info"/>
     <w:basedOn w:val="1"/>
+    <w:qFormat/>
     <w:uiPriority w:val="0"/>
     <w:pPr>
       <w:widowControl/>
